--- a/docs/ДИПЛОМЕН_ПРОЕКТ.docx
+++ b/docs/ДИПЛОМЕН_ПРОЕКТ.docx
@@ -466,7 +466,7 @@
           <w:r>
             <w:fldChar w:fldCharType="separate"/>
           </w:r>
-          <w:hyperlink w:anchor="_Toc226432289" w:history="1">
+          <w:hyperlink w:anchor="_Toc227154340" w:history="1">
             <w:r>
               <w:rPr>
                 <w:rStyle w:val="Hyperlink"/>
@@ -490,7 +490,7 @@
               <w:rPr>
                 <w:noProof/>
               </w:rPr>
-              <w:instrText xml:space="preserve"> PAGEREF _Toc226432289 \h </w:instrText>
+              <w:instrText xml:space="preserve"> PAGEREF _Toc227154340 \h </w:instrText>
             </w:r>
             <w:r>
               <w:rPr>
@@ -531,7 +531,7 @@
               <w14:ligatures w14:val="standardContextual"/>
             </w:rPr>
           </w:pPr>
-          <w:hyperlink w:anchor="_Toc226432290" w:history="1">
+          <w:hyperlink w:anchor="_Toc227154341" w:history="1">
             <w:r>
               <w:rPr>
                 <w:rStyle w:val="Hyperlink"/>
@@ -555,7 +555,7 @@
               <w:rPr>
                 <w:noProof/>
               </w:rPr>
-              <w:instrText xml:space="preserve"> PAGEREF _Toc226432290 \h </w:instrText>
+              <w:instrText xml:space="preserve"> PAGEREF _Toc227154341 \h </w:instrText>
             </w:r>
             <w:r>
               <w:rPr>
@@ -596,7 +596,7 @@
               <w14:ligatures w14:val="standardContextual"/>
             </w:rPr>
           </w:pPr>
-          <w:hyperlink w:anchor="_Toc226432291" w:history="1">
+          <w:hyperlink w:anchor="_Toc227154342" w:history="1">
             <w:r>
               <w:rPr>
                 <w:rStyle w:val="Hyperlink"/>
@@ -620,7 +620,7 @@
               <w:rPr>
                 <w:noProof/>
               </w:rPr>
-              <w:instrText xml:space="preserve"> PAGEREF _Toc226432291 \h </w:instrText>
+              <w:instrText xml:space="preserve"> PAGEREF _Toc227154342 \h </w:instrText>
             </w:r>
             <w:r>
               <w:rPr>
@@ -661,7 +661,7 @@
               <w14:ligatures w14:val="standardContextual"/>
             </w:rPr>
           </w:pPr>
-          <w:hyperlink w:anchor="_Toc226432292" w:history="1">
+          <w:hyperlink w:anchor="_Toc227154343" w:history="1">
             <w:r>
               <w:rPr>
                 <w:rStyle w:val="Hyperlink"/>
@@ -685,7 +685,7 @@
               <w:rPr>
                 <w:noProof/>
               </w:rPr>
-              <w:instrText xml:space="preserve"> PAGEREF _Toc226432292 \h </w:instrText>
+              <w:instrText xml:space="preserve"> PAGEREF _Toc227154343 \h </w:instrText>
             </w:r>
             <w:r>
               <w:rPr>
@@ -726,7 +726,7 @@
               <w14:ligatures w14:val="standardContextual"/>
             </w:rPr>
           </w:pPr>
-          <w:hyperlink w:anchor="_Toc226432293" w:history="1">
+          <w:hyperlink w:anchor="_Toc227154344" w:history="1">
             <w:r>
               <w:rPr>
                 <w:rStyle w:val="Hyperlink"/>
@@ -750,7 +750,7 @@
               <w:rPr>
                 <w:noProof/>
               </w:rPr>
-              <w:instrText xml:space="preserve"> PAGEREF _Toc226432293 \h </w:instrText>
+              <w:instrText xml:space="preserve"> PAGEREF _Toc227154344 \h </w:instrText>
             </w:r>
             <w:r>
               <w:rPr>
@@ -791,7 +791,7 @@
               <w14:ligatures w14:val="standardContextual"/>
             </w:rPr>
           </w:pPr>
-          <w:hyperlink w:anchor="_Toc226432294" w:history="1">
+          <w:hyperlink w:anchor="_Toc227154345" w:history="1">
             <w:r>
               <w:rPr>
                 <w:rStyle w:val="Hyperlink"/>
@@ -815,7 +815,7 @@
               <w:rPr>
                 <w:noProof/>
               </w:rPr>
-              <w:instrText xml:space="preserve"> PAGEREF _Toc226432294 \h </w:instrText>
+              <w:instrText xml:space="preserve"> PAGEREF _Toc227154345 \h </w:instrText>
             </w:r>
             <w:r>
               <w:rPr>
@@ -856,7 +856,7 @@
               <w14:ligatures w14:val="standardContextual"/>
             </w:rPr>
           </w:pPr>
-          <w:hyperlink w:anchor="_Toc226432295" w:history="1">
+          <w:hyperlink w:anchor="_Toc227154346" w:history="1">
             <w:r>
               <w:rPr>
                 <w:rStyle w:val="Hyperlink"/>
@@ -880,7 +880,7 @@
               <w:rPr>
                 <w:noProof/>
               </w:rPr>
-              <w:instrText xml:space="preserve"> PAGEREF _Toc226432295 \h </w:instrText>
+              <w:instrText xml:space="preserve"> PAGEREF _Toc227154346 \h </w:instrText>
             </w:r>
             <w:r>
               <w:rPr>
@@ -921,7 +921,7 @@
               <w14:ligatures w14:val="standardContextual"/>
             </w:rPr>
           </w:pPr>
-          <w:hyperlink w:anchor="_Toc226432296" w:history="1">
+          <w:hyperlink w:anchor="_Toc227154347" w:history="1">
             <w:r>
               <w:rPr>
                 <w:rStyle w:val="Hyperlink"/>
@@ -945,7 +945,7 @@
               <w:rPr>
                 <w:noProof/>
               </w:rPr>
-              <w:instrText xml:space="preserve"> PAGEREF _Toc226432296 \h </w:instrText>
+              <w:instrText xml:space="preserve"> PAGEREF _Toc227154347 \h </w:instrText>
             </w:r>
             <w:r>
               <w:rPr>
@@ -986,7 +986,7 @@
               <w14:ligatures w14:val="standardContextual"/>
             </w:rPr>
           </w:pPr>
-          <w:hyperlink w:anchor="_Toc226432297" w:history="1">
+          <w:hyperlink w:anchor="_Toc227154348" w:history="1">
             <w:r>
               <w:rPr>
                 <w:rStyle w:val="Hyperlink"/>
@@ -1010,7 +1010,7 @@
               <w:rPr>
                 <w:noProof/>
               </w:rPr>
-              <w:instrText xml:space="preserve"> PAGEREF _Toc226432297 \h </w:instrText>
+              <w:instrText xml:space="preserve"> PAGEREF _Toc227154348 \h </w:instrText>
             </w:r>
             <w:r>
               <w:rPr>
@@ -1051,7 +1051,7 @@
               <w14:ligatures w14:val="standardContextual"/>
             </w:rPr>
           </w:pPr>
-          <w:hyperlink w:anchor="_Toc226432298" w:history="1">
+          <w:hyperlink w:anchor="_Toc227154349" w:history="1">
             <w:r>
               <w:rPr>
                 <w:rStyle w:val="Hyperlink"/>
@@ -1075,7 +1075,7 @@
               <w:rPr>
                 <w:noProof/>
               </w:rPr>
-              <w:instrText xml:space="preserve"> PAGEREF _Toc226432298 \h </w:instrText>
+              <w:instrText xml:space="preserve"> PAGEREF _Toc227154349 \h </w:instrText>
             </w:r>
             <w:r>
               <w:rPr>
@@ -1116,7 +1116,7 @@
               <w14:ligatures w14:val="standardContextual"/>
             </w:rPr>
           </w:pPr>
-          <w:hyperlink w:anchor="_Toc226432299" w:history="1">
+          <w:hyperlink w:anchor="_Toc227154350" w:history="1">
             <w:r>
               <w:rPr>
                 <w:rStyle w:val="Hyperlink"/>
@@ -1140,7 +1140,7 @@
               <w:rPr>
                 <w:noProof/>
               </w:rPr>
-              <w:instrText xml:space="preserve"> PAGEREF _Toc226432299 \h </w:instrText>
+              <w:instrText xml:space="preserve"> PAGEREF _Toc227154350 \h </w:instrText>
             </w:r>
             <w:r>
               <w:rPr>
@@ -1181,7 +1181,7 @@
               <w14:ligatures w14:val="standardContextual"/>
             </w:rPr>
           </w:pPr>
-          <w:hyperlink w:anchor="_Toc226432300" w:history="1">
+          <w:hyperlink w:anchor="_Toc227154351" w:history="1">
             <w:r>
               <w:rPr>
                 <w:rStyle w:val="Hyperlink"/>
@@ -1205,7 +1205,7 @@
               <w:rPr>
                 <w:noProof/>
               </w:rPr>
-              <w:instrText xml:space="preserve"> PAGEREF _Toc226432300 \h </w:instrText>
+              <w:instrText xml:space="preserve"> PAGEREF _Toc227154351 \h </w:instrText>
             </w:r>
             <w:r>
               <w:rPr>
@@ -1246,7 +1246,7 @@
               <w14:ligatures w14:val="standardContextual"/>
             </w:rPr>
           </w:pPr>
-          <w:hyperlink w:anchor="_Toc226432301" w:history="1">
+          <w:hyperlink w:anchor="_Toc227154352" w:history="1">
             <w:r>
               <w:rPr>
                 <w:rStyle w:val="Hyperlink"/>
@@ -1270,7 +1270,7 @@
               <w:rPr>
                 <w:noProof/>
               </w:rPr>
-              <w:instrText xml:space="preserve"> PAGEREF _Toc226432301 \h </w:instrText>
+              <w:instrText xml:space="preserve"> PAGEREF _Toc227154352 \h </w:instrText>
             </w:r>
             <w:r>
               <w:rPr>
@@ -1311,7 +1311,7 @@
               <w14:ligatures w14:val="standardContextual"/>
             </w:rPr>
           </w:pPr>
-          <w:hyperlink w:anchor="_Toc226432302" w:history="1">
+          <w:hyperlink w:anchor="_Toc227154353" w:history="1">
             <w:r>
               <w:rPr>
                 <w:rStyle w:val="Hyperlink"/>
@@ -1335,7 +1335,7 @@
               <w:rPr>
                 <w:noProof/>
               </w:rPr>
-              <w:instrText xml:space="preserve"> PAGEREF _Toc226432302 \h </w:instrText>
+              <w:instrText xml:space="preserve"> PAGEREF _Toc227154353 \h </w:instrText>
             </w:r>
             <w:r>
               <w:rPr>
@@ -1376,7 +1376,7 @@
               <w14:ligatures w14:val="standardContextual"/>
             </w:rPr>
           </w:pPr>
-          <w:hyperlink w:anchor="_Toc226432303" w:history="1">
+          <w:hyperlink w:anchor="_Toc227154354" w:history="1">
             <w:r>
               <w:rPr>
                 <w:rStyle w:val="Hyperlink"/>
@@ -1400,7 +1400,7 @@
               <w:rPr>
                 <w:noProof/>
               </w:rPr>
-              <w:instrText xml:space="preserve"> PAGEREF _Toc226432303 \h </w:instrText>
+              <w:instrText xml:space="preserve"> PAGEREF _Toc227154354 \h </w:instrText>
             </w:r>
             <w:r>
               <w:rPr>
@@ -1441,7 +1441,7 @@
               <w14:ligatures w14:val="standardContextual"/>
             </w:rPr>
           </w:pPr>
-          <w:hyperlink w:anchor="_Toc226432304" w:history="1">
+          <w:hyperlink w:anchor="_Toc227154355" w:history="1">
             <w:r>
               <w:rPr>
                 <w:rStyle w:val="Hyperlink"/>
@@ -1465,7 +1465,7 @@
               <w:rPr>
                 <w:noProof/>
               </w:rPr>
-              <w:instrText xml:space="preserve"> PAGEREF _Toc226432304 \h </w:instrText>
+              <w:instrText xml:space="preserve"> PAGEREF _Toc227154355 \h </w:instrText>
             </w:r>
             <w:r>
               <w:rPr>
@@ -1506,7 +1506,7 @@
               <w14:ligatures w14:val="standardContextual"/>
             </w:rPr>
           </w:pPr>
-          <w:hyperlink w:anchor="_Toc226432305" w:history="1">
+          <w:hyperlink w:anchor="_Toc227154356" w:history="1">
             <w:r>
               <w:rPr>
                 <w:rStyle w:val="Hyperlink"/>
@@ -1530,7 +1530,7 @@
               <w:rPr>
                 <w:noProof/>
               </w:rPr>
-              <w:instrText xml:space="preserve"> PAGEREF _Toc226432305 \h </w:instrText>
+              <w:instrText xml:space="preserve"> PAGEREF _Toc227154356 \h </w:instrText>
             </w:r>
             <w:r>
               <w:rPr>
@@ -1571,7 +1571,7 @@
               <w14:ligatures w14:val="standardContextual"/>
             </w:rPr>
           </w:pPr>
-          <w:hyperlink w:anchor="_Toc226432306" w:history="1">
+          <w:hyperlink w:anchor="_Toc227154357" w:history="1">
             <w:r>
               <w:rPr>
                 <w:rStyle w:val="Hyperlink"/>
@@ -1595,7 +1595,7 @@
               <w:rPr>
                 <w:noProof/>
               </w:rPr>
-              <w:instrText xml:space="preserve"> PAGEREF _Toc226432306 \h </w:instrText>
+              <w:instrText xml:space="preserve"> PAGEREF _Toc227154357 \h </w:instrText>
             </w:r>
             <w:r>
               <w:rPr>
@@ -1636,7 +1636,7 @@
               <w14:ligatures w14:val="standardContextual"/>
             </w:rPr>
           </w:pPr>
-          <w:hyperlink w:anchor="_Toc226432307" w:history="1">
+          <w:hyperlink w:anchor="_Toc227154358" w:history="1">
             <w:r>
               <w:rPr>
                 <w:rStyle w:val="Hyperlink"/>
@@ -1660,7 +1660,7 @@
               <w:rPr>
                 <w:noProof/>
               </w:rPr>
-              <w:instrText xml:space="preserve"> PAGEREF _Toc226432307 \h </w:instrText>
+              <w:instrText xml:space="preserve"> PAGEREF _Toc227154358 \h </w:instrText>
             </w:r>
             <w:r>
               <w:rPr>
@@ -1701,7 +1701,7 @@
               <w14:ligatures w14:val="standardContextual"/>
             </w:rPr>
           </w:pPr>
-          <w:hyperlink w:anchor="_Toc226432308" w:history="1">
+          <w:hyperlink w:anchor="_Toc227154359" w:history="1">
             <w:r>
               <w:rPr>
                 <w:rStyle w:val="Hyperlink"/>
@@ -1725,7 +1725,7 @@
               <w:rPr>
                 <w:noProof/>
               </w:rPr>
-              <w:instrText xml:space="preserve"> PAGEREF _Toc226432308 \h </w:instrText>
+              <w:instrText xml:space="preserve"> PAGEREF _Toc227154359 \h </w:instrText>
             </w:r>
             <w:r>
               <w:rPr>
@@ -1766,7 +1766,7 @@
               <w14:ligatures w14:val="standardContextual"/>
             </w:rPr>
           </w:pPr>
-          <w:hyperlink w:anchor="_Toc226432309" w:history="1">
+          <w:hyperlink w:anchor="_Toc227154360" w:history="1">
             <w:r>
               <w:rPr>
                 <w:rStyle w:val="Hyperlink"/>
@@ -1790,7 +1790,7 @@
               <w:rPr>
                 <w:noProof/>
               </w:rPr>
-              <w:instrText xml:space="preserve"> PAGEREF _Toc226432309 \h </w:instrText>
+              <w:instrText xml:space="preserve"> PAGEREF _Toc227154360 \h </w:instrText>
             </w:r>
             <w:r>
               <w:rPr>
@@ -1831,7 +1831,7 @@
               <w14:ligatures w14:val="standardContextual"/>
             </w:rPr>
           </w:pPr>
-          <w:hyperlink w:anchor="_Toc226432310" w:history="1">
+          <w:hyperlink w:anchor="_Toc227154361" w:history="1">
             <w:r>
               <w:rPr>
                 <w:rStyle w:val="Hyperlink"/>
@@ -1855,7 +1855,7 @@
               <w:rPr>
                 <w:noProof/>
               </w:rPr>
-              <w:instrText xml:space="preserve"> PAGEREF _Toc226432310 \h </w:instrText>
+              <w:instrText xml:space="preserve"> PAGEREF _Toc227154361 \h </w:instrText>
             </w:r>
             <w:r>
               <w:rPr>
@@ -1896,7 +1896,7 @@
               <w14:ligatures w14:val="standardContextual"/>
             </w:rPr>
           </w:pPr>
-          <w:hyperlink w:anchor="_Toc226432311" w:history="1">
+          <w:hyperlink w:anchor="_Toc227154362" w:history="1">
             <w:r>
               <w:rPr>
                 <w:rStyle w:val="Hyperlink"/>
@@ -1920,7 +1920,7 @@
               <w:rPr>
                 <w:noProof/>
               </w:rPr>
-              <w:instrText xml:space="preserve"> PAGEREF _Toc226432311 \h </w:instrText>
+              <w:instrText xml:space="preserve"> PAGEREF _Toc227154362 \h </w:instrText>
             </w:r>
             <w:r>
               <w:rPr>
@@ -1961,7 +1961,7 @@
               <w14:ligatures w14:val="standardContextual"/>
             </w:rPr>
           </w:pPr>
-          <w:hyperlink w:anchor="_Toc226432312" w:history="1">
+          <w:hyperlink w:anchor="_Toc227154363" w:history="1">
             <w:r>
               <w:rPr>
                 <w:rStyle w:val="Hyperlink"/>
@@ -1985,7 +1985,7 @@
               <w:rPr>
                 <w:noProof/>
               </w:rPr>
-              <w:instrText xml:space="preserve"> PAGEREF _Toc226432312 \h </w:instrText>
+              <w:instrText xml:space="preserve"> PAGEREF _Toc227154363 \h </w:instrText>
             </w:r>
             <w:r>
               <w:rPr>
@@ -2026,7 +2026,7 @@
               <w14:ligatures w14:val="standardContextual"/>
             </w:rPr>
           </w:pPr>
-          <w:hyperlink w:anchor="_Toc226432313" w:history="1">
+          <w:hyperlink w:anchor="_Toc227154364" w:history="1">
             <w:r>
               <w:rPr>
                 <w:rStyle w:val="Hyperlink"/>
@@ -2050,7 +2050,7 @@
               <w:rPr>
                 <w:noProof/>
               </w:rPr>
-              <w:instrText xml:space="preserve"> PAGEREF _Toc226432313 \h </w:instrText>
+              <w:instrText xml:space="preserve"> PAGEREF _Toc227154364 \h </w:instrText>
             </w:r>
             <w:r>
               <w:rPr>
@@ -2091,7 +2091,7 @@
               <w14:ligatures w14:val="standardContextual"/>
             </w:rPr>
           </w:pPr>
-          <w:hyperlink w:anchor="_Toc226432314" w:history="1">
+          <w:hyperlink w:anchor="_Toc227154365" w:history="1">
             <w:r>
               <w:rPr>
                 <w:rStyle w:val="Hyperlink"/>
@@ -2115,7 +2115,7 @@
               <w:rPr>
                 <w:noProof/>
               </w:rPr>
-              <w:instrText xml:space="preserve"> PAGEREF _Toc226432314 \h </w:instrText>
+              <w:instrText xml:space="preserve"> PAGEREF _Toc227154365 \h </w:instrText>
             </w:r>
             <w:r>
               <w:rPr>
@@ -2156,7 +2156,7 @@
               <w14:ligatures w14:val="standardContextual"/>
             </w:rPr>
           </w:pPr>
-          <w:hyperlink w:anchor="_Toc226432315" w:history="1">
+          <w:hyperlink w:anchor="_Toc227154366" w:history="1">
             <w:r>
               <w:rPr>
                 <w:rStyle w:val="Hyperlink"/>
@@ -2180,7 +2180,7 @@
               <w:rPr>
                 <w:noProof/>
               </w:rPr>
-              <w:instrText xml:space="preserve"> PAGEREF _Toc226432315 \h </w:instrText>
+              <w:instrText xml:space="preserve"> PAGEREF _Toc227154366 \h </w:instrText>
             </w:r>
             <w:r>
               <w:rPr>
@@ -2221,7 +2221,7 @@
               <w14:ligatures w14:val="standardContextual"/>
             </w:rPr>
           </w:pPr>
-          <w:hyperlink w:anchor="_Toc226432316" w:history="1">
+          <w:hyperlink w:anchor="_Toc227154367" w:history="1">
             <w:r>
               <w:rPr>
                 <w:rStyle w:val="Hyperlink"/>
@@ -2245,7 +2245,7 @@
               <w:rPr>
                 <w:noProof/>
               </w:rPr>
-              <w:instrText xml:space="preserve"> PAGEREF _Toc226432316 \h </w:instrText>
+              <w:instrText xml:space="preserve"> PAGEREF _Toc227154367 \h </w:instrText>
             </w:r>
             <w:r>
               <w:rPr>
@@ -2286,7 +2286,7 @@
               <w14:ligatures w14:val="standardContextual"/>
             </w:rPr>
           </w:pPr>
-          <w:hyperlink w:anchor="_Toc226432317" w:history="1">
+          <w:hyperlink w:anchor="_Toc227154368" w:history="1">
             <w:r>
               <w:rPr>
                 <w:rStyle w:val="Hyperlink"/>
@@ -2310,7 +2310,7 @@
               <w:rPr>
                 <w:noProof/>
               </w:rPr>
-              <w:instrText xml:space="preserve"> PAGEREF _Toc226432317 \h </w:instrText>
+              <w:instrText xml:space="preserve"> PAGEREF _Toc227154368 \h </w:instrText>
             </w:r>
             <w:r>
               <w:rPr>
@@ -2351,7 +2351,7 @@
               <w14:ligatures w14:val="standardContextual"/>
             </w:rPr>
           </w:pPr>
-          <w:hyperlink w:anchor="_Toc226432318" w:history="1">
+          <w:hyperlink w:anchor="_Toc227154369" w:history="1">
             <w:r>
               <w:rPr>
                 <w:rStyle w:val="Hyperlink"/>
@@ -2375,7 +2375,7 @@
               <w:rPr>
                 <w:noProof/>
               </w:rPr>
-              <w:instrText xml:space="preserve"> PAGEREF _Toc226432318 \h </w:instrText>
+              <w:instrText xml:space="preserve"> PAGEREF _Toc227154369 \h </w:instrText>
             </w:r>
             <w:r>
               <w:rPr>
@@ -2416,7 +2416,7 @@
               <w14:ligatures w14:val="standardContextual"/>
             </w:rPr>
           </w:pPr>
-          <w:hyperlink w:anchor="_Toc226432319" w:history="1">
+          <w:hyperlink w:anchor="_Toc227154370" w:history="1">
             <w:r>
               <w:rPr>
                 <w:rStyle w:val="Hyperlink"/>
@@ -2440,7 +2440,7 @@
               <w:rPr>
                 <w:noProof/>
               </w:rPr>
-              <w:instrText xml:space="preserve"> PAGEREF _Toc226432319 \h </w:instrText>
+              <w:instrText xml:space="preserve"> PAGEREF _Toc227154370 \h </w:instrText>
             </w:r>
             <w:r>
               <w:rPr>
@@ -2481,7 +2481,7 @@
               <w14:ligatures w14:val="standardContextual"/>
             </w:rPr>
           </w:pPr>
-          <w:hyperlink w:anchor="_Toc226432320" w:history="1">
+          <w:hyperlink w:anchor="_Toc227154371" w:history="1">
             <w:r>
               <w:rPr>
                 <w:rStyle w:val="Hyperlink"/>
@@ -2505,7 +2505,7 @@
               <w:rPr>
                 <w:noProof/>
               </w:rPr>
-              <w:instrText xml:space="preserve"> PAGEREF _Toc226432320 \h </w:instrText>
+              <w:instrText xml:space="preserve"> PAGEREF _Toc227154371 \h </w:instrText>
             </w:r>
             <w:r>
               <w:rPr>
@@ -2546,7 +2546,7 @@
               <w14:ligatures w14:val="standardContextual"/>
             </w:rPr>
           </w:pPr>
-          <w:hyperlink w:anchor="_Toc226432321" w:history="1">
+          <w:hyperlink w:anchor="_Toc227154372" w:history="1">
             <w:r>
               <w:rPr>
                 <w:rStyle w:val="Hyperlink"/>
@@ -2570,7 +2570,7 @@
               <w:rPr>
                 <w:noProof/>
               </w:rPr>
-              <w:instrText xml:space="preserve"> PAGEREF _Toc226432321 \h </w:instrText>
+              <w:instrText xml:space="preserve"> PAGEREF _Toc227154372 \h </w:instrText>
             </w:r>
             <w:r>
               <w:rPr>
@@ -2611,7 +2611,7 @@
               <w14:ligatures w14:val="standardContextual"/>
             </w:rPr>
           </w:pPr>
-          <w:hyperlink w:anchor="_Toc226432322" w:history="1">
+          <w:hyperlink w:anchor="_Toc227154373" w:history="1">
             <w:r>
               <w:rPr>
                 <w:rStyle w:val="Hyperlink"/>
@@ -2635,7 +2635,7 @@
               <w:rPr>
                 <w:noProof/>
               </w:rPr>
-              <w:instrText xml:space="preserve"> PAGEREF _Toc226432322 \h </w:instrText>
+              <w:instrText xml:space="preserve"> PAGEREF _Toc227154373 \h </w:instrText>
             </w:r>
             <w:r>
               <w:rPr>
@@ -2676,7 +2676,7 @@
               <w14:ligatures w14:val="standardContextual"/>
             </w:rPr>
           </w:pPr>
-          <w:hyperlink w:anchor="_Toc226432323" w:history="1">
+          <w:hyperlink w:anchor="_Toc227154374" w:history="1">
             <w:r>
               <w:rPr>
                 <w:rStyle w:val="Hyperlink"/>
@@ -2700,7 +2700,7 @@
               <w:rPr>
                 <w:noProof/>
               </w:rPr>
-              <w:instrText xml:space="preserve"> PAGEREF _Toc226432323 \h </w:instrText>
+              <w:instrText xml:space="preserve"> PAGEREF _Toc227154374 \h </w:instrText>
             </w:r>
             <w:r>
               <w:rPr>
@@ -2741,7 +2741,7 @@
               <w14:ligatures w14:val="standardContextual"/>
             </w:rPr>
           </w:pPr>
-          <w:hyperlink w:anchor="_Toc226432324" w:history="1">
+          <w:hyperlink w:anchor="_Toc227154375" w:history="1">
             <w:r>
               <w:rPr>
                 <w:rStyle w:val="Hyperlink"/>
@@ -2765,7 +2765,7 @@
               <w:rPr>
                 <w:noProof/>
               </w:rPr>
-              <w:instrText xml:space="preserve"> PAGEREF _Toc226432324 \h </w:instrText>
+              <w:instrText xml:space="preserve"> PAGEREF _Toc227154375 \h </w:instrText>
             </w:r>
             <w:r>
               <w:rPr>
@@ -2806,7 +2806,7 @@
               <w14:ligatures w14:val="standardContextual"/>
             </w:rPr>
           </w:pPr>
-          <w:hyperlink w:anchor="_Toc226432325" w:history="1">
+          <w:hyperlink w:anchor="_Toc227154376" w:history="1">
             <w:r>
               <w:rPr>
                 <w:rStyle w:val="Hyperlink"/>
@@ -2830,7 +2830,7 @@
               <w:rPr>
                 <w:noProof/>
               </w:rPr>
-              <w:instrText xml:space="preserve"> PAGEREF _Toc226432325 \h </w:instrText>
+              <w:instrText xml:space="preserve"> PAGEREF _Toc227154376 \h </w:instrText>
             </w:r>
             <w:r>
               <w:rPr>
@@ -2871,7 +2871,7 @@
               <w14:ligatures w14:val="standardContextual"/>
             </w:rPr>
           </w:pPr>
-          <w:hyperlink w:anchor="_Toc226432326" w:history="1">
+          <w:hyperlink w:anchor="_Toc227154377" w:history="1">
             <w:r>
               <w:rPr>
                 <w:rStyle w:val="Hyperlink"/>
@@ -2895,7 +2895,7 @@
               <w:rPr>
                 <w:noProof/>
               </w:rPr>
-              <w:instrText xml:space="preserve"> PAGEREF _Toc226432326 \h </w:instrText>
+              <w:instrText xml:space="preserve"> PAGEREF _Toc227154377 \h </w:instrText>
             </w:r>
             <w:r>
               <w:rPr>
@@ -2936,7 +2936,7 @@
               <w14:ligatures w14:val="standardContextual"/>
             </w:rPr>
           </w:pPr>
-          <w:hyperlink w:anchor="_Toc226432327" w:history="1">
+          <w:hyperlink w:anchor="_Toc227154378" w:history="1">
             <w:r>
               <w:rPr>
                 <w:rStyle w:val="Hyperlink"/>
@@ -2960,7 +2960,7 @@
               <w:rPr>
                 <w:noProof/>
               </w:rPr>
-              <w:instrText xml:space="preserve"> PAGEREF _Toc226432327 \h </w:instrText>
+              <w:instrText xml:space="preserve"> PAGEREF _Toc227154378 \h </w:instrText>
             </w:r>
             <w:r>
               <w:rPr>
@@ -3001,7 +3001,7 @@
               <w14:ligatures w14:val="standardContextual"/>
             </w:rPr>
           </w:pPr>
-          <w:hyperlink w:anchor="_Toc226432328" w:history="1">
+          <w:hyperlink w:anchor="_Toc227154379" w:history="1">
             <w:r>
               <w:rPr>
                 <w:rStyle w:val="Hyperlink"/>
@@ -3025,7 +3025,7 @@
               <w:rPr>
                 <w:noProof/>
               </w:rPr>
-              <w:instrText xml:space="preserve"> PAGEREF _Toc226432328 \h </w:instrText>
+              <w:instrText xml:space="preserve"> PAGEREF _Toc227154379 \h </w:instrText>
             </w:r>
             <w:r>
               <w:rPr>
@@ -3066,7 +3066,7 @@
               <w14:ligatures w14:val="standardContextual"/>
             </w:rPr>
           </w:pPr>
-          <w:hyperlink w:anchor="_Toc226432329" w:history="1">
+          <w:hyperlink w:anchor="_Toc227154380" w:history="1">
             <w:r>
               <w:rPr>
                 <w:rStyle w:val="Hyperlink"/>
@@ -3090,7 +3090,7 @@
               <w:rPr>
                 <w:noProof/>
               </w:rPr>
-              <w:instrText xml:space="preserve"> PAGEREF _Toc226432329 \h </w:instrText>
+              <w:instrText xml:space="preserve"> PAGEREF _Toc227154380 \h </w:instrText>
             </w:r>
             <w:r>
               <w:rPr>
@@ -3131,7 +3131,7 @@
               <w14:ligatures w14:val="standardContextual"/>
             </w:rPr>
           </w:pPr>
-          <w:hyperlink w:anchor="_Toc226432330" w:history="1">
+          <w:hyperlink w:anchor="_Toc227154381" w:history="1">
             <w:r>
               <w:rPr>
                 <w:rStyle w:val="Hyperlink"/>
@@ -3155,7 +3155,7 @@
               <w:rPr>
                 <w:noProof/>
               </w:rPr>
-              <w:instrText xml:space="preserve"> PAGEREF _Toc226432330 \h </w:instrText>
+              <w:instrText xml:space="preserve"> PAGEREF _Toc227154381 \h </w:instrText>
             </w:r>
             <w:r>
               <w:rPr>
@@ -3196,7 +3196,7 @@
               <w14:ligatures w14:val="standardContextual"/>
             </w:rPr>
           </w:pPr>
-          <w:hyperlink w:anchor="_Toc226432331" w:history="1">
+          <w:hyperlink w:anchor="_Toc227154382" w:history="1">
             <w:r>
               <w:rPr>
                 <w:rStyle w:val="Hyperlink"/>
@@ -3220,7 +3220,7 @@
               <w:rPr>
                 <w:noProof/>
               </w:rPr>
-              <w:instrText xml:space="preserve"> PAGEREF _Toc226432331 \h </w:instrText>
+              <w:instrText xml:space="preserve"> PAGEREF _Toc227154382 \h </w:instrText>
             </w:r>
             <w:r>
               <w:rPr>
@@ -3261,7 +3261,7 @@
               <w14:ligatures w14:val="standardContextual"/>
             </w:rPr>
           </w:pPr>
-          <w:hyperlink w:anchor="_Toc226432332" w:history="1">
+          <w:hyperlink w:anchor="_Toc227154383" w:history="1">
             <w:r>
               <w:rPr>
                 <w:rStyle w:val="Hyperlink"/>
@@ -3285,7 +3285,7 @@
               <w:rPr>
                 <w:noProof/>
               </w:rPr>
-              <w:instrText xml:space="preserve"> PAGEREF _Toc226432332 \h </w:instrText>
+              <w:instrText xml:space="preserve"> PAGEREF _Toc227154383 \h </w:instrText>
             </w:r>
             <w:r>
               <w:rPr>
@@ -3326,7 +3326,7 @@
               <w14:ligatures w14:val="standardContextual"/>
             </w:rPr>
           </w:pPr>
-          <w:hyperlink w:anchor="_Toc226432333" w:history="1">
+          <w:hyperlink w:anchor="_Toc227154384" w:history="1">
             <w:r>
               <w:rPr>
                 <w:rStyle w:val="Hyperlink"/>
@@ -3350,7 +3350,7 @@
               <w:rPr>
                 <w:noProof/>
               </w:rPr>
-              <w:instrText xml:space="preserve"> PAGEREF _Toc226432333 \h </w:instrText>
+              <w:instrText xml:space="preserve"> PAGEREF _Toc227154384 \h </w:instrText>
             </w:r>
             <w:r>
               <w:rPr>
@@ -3391,7 +3391,7 @@
               <w14:ligatures w14:val="standardContextual"/>
             </w:rPr>
           </w:pPr>
-          <w:hyperlink w:anchor="_Toc226432334" w:history="1">
+          <w:hyperlink w:anchor="_Toc227154385" w:history="1">
             <w:r>
               <w:rPr>
                 <w:rStyle w:val="Hyperlink"/>
@@ -3415,7 +3415,7 @@
               <w:rPr>
                 <w:noProof/>
               </w:rPr>
-              <w:instrText xml:space="preserve"> PAGEREF _Toc226432334 \h </w:instrText>
+              <w:instrText xml:space="preserve"> PAGEREF _Toc227154385 \h </w:instrText>
             </w:r>
             <w:r>
               <w:rPr>
@@ -3456,7 +3456,7 @@
               <w14:ligatures w14:val="standardContextual"/>
             </w:rPr>
           </w:pPr>
-          <w:hyperlink w:anchor="_Toc226432335" w:history="1">
+          <w:hyperlink w:anchor="_Toc227154386" w:history="1">
             <w:r>
               <w:rPr>
                 <w:rStyle w:val="Hyperlink"/>
@@ -3480,7 +3480,7 @@
               <w:rPr>
                 <w:noProof/>
               </w:rPr>
-              <w:instrText xml:space="preserve"> PAGEREF _Toc226432335 \h </w:instrText>
+              <w:instrText xml:space="preserve"> PAGEREF _Toc227154386 \h </w:instrText>
             </w:r>
             <w:r>
               <w:rPr>
@@ -3521,7 +3521,7 @@
               <w14:ligatures w14:val="standardContextual"/>
             </w:rPr>
           </w:pPr>
-          <w:hyperlink w:anchor="_Toc226432336" w:history="1">
+          <w:hyperlink w:anchor="_Toc227154387" w:history="1">
             <w:r>
               <w:rPr>
                 <w:rStyle w:val="Hyperlink"/>
@@ -3545,7 +3545,7 @@
               <w:rPr>
                 <w:noProof/>
               </w:rPr>
-              <w:instrText xml:space="preserve"> PAGEREF _Toc226432336 \h </w:instrText>
+              <w:instrText xml:space="preserve"> PAGEREF _Toc227154387 \h </w:instrText>
             </w:r>
             <w:r>
               <w:rPr>
@@ -3586,7 +3586,7 @@
               <w14:ligatures w14:val="standardContextual"/>
             </w:rPr>
           </w:pPr>
-          <w:hyperlink w:anchor="_Toc226432337" w:history="1">
+          <w:hyperlink w:anchor="_Toc227154388" w:history="1">
             <w:r>
               <w:rPr>
                 <w:rStyle w:val="Hyperlink"/>
@@ -3610,7 +3610,7 @@
               <w:rPr>
                 <w:noProof/>
               </w:rPr>
-              <w:instrText xml:space="preserve"> PAGEREF _Toc226432337 \h </w:instrText>
+              <w:instrText xml:space="preserve"> PAGEREF _Toc227154388 \h </w:instrText>
             </w:r>
             <w:r>
               <w:rPr>
@@ -3651,7 +3651,7 @@
               <w14:ligatures w14:val="standardContextual"/>
             </w:rPr>
           </w:pPr>
-          <w:hyperlink w:anchor="_Toc226432338" w:history="1">
+          <w:hyperlink w:anchor="_Toc227154389" w:history="1">
             <w:r>
               <w:rPr>
                 <w:rStyle w:val="Hyperlink"/>
@@ -3675,7 +3675,7 @@
               <w:rPr>
                 <w:noProof/>
               </w:rPr>
-              <w:instrText xml:space="preserve"> PAGEREF _Toc226432338 \h </w:instrText>
+              <w:instrText xml:space="preserve"> PAGEREF _Toc227154389 \h </w:instrText>
             </w:r>
             <w:r>
               <w:rPr>
@@ -3716,7 +3716,7 @@
               <w14:ligatures w14:val="standardContextual"/>
             </w:rPr>
           </w:pPr>
-          <w:hyperlink w:anchor="_Toc226432339" w:history="1">
+          <w:hyperlink w:anchor="_Toc227154390" w:history="1">
             <w:r>
               <w:rPr>
                 <w:rStyle w:val="Hyperlink"/>
@@ -3740,7 +3740,7 @@
               <w:rPr>
                 <w:noProof/>
               </w:rPr>
-              <w:instrText xml:space="preserve"> PAGEREF _Toc226432339 \h </w:instrText>
+              <w:instrText xml:space="preserve"> PAGEREF _Toc227154390 \h </w:instrText>
             </w:r>
             <w:r>
               <w:rPr>
@@ -3781,7 +3781,7 @@
               <w14:ligatures w14:val="standardContextual"/>
             </w:rPr>
           </w:pPr>
-          <w:hyperlink w:anchor="_Toc226432340" w:history="1">
+          <w:hyperlink w:anchor="_Toc227154391" w:history="1">
             <w:r>
               <w:rPr>
                 <w:rStyle w:val="Hyperlink"/>
@@ -3805,7 +3805,7 @@
               <w:rPr>
                 <w:noProof/>
               </w:rPr>
-              <w:instrText xml:space="preserve"> PAGEREF _Toc226432340 \h </w:instrText>
+              <w:instrText xml:space="preserve"> PAGEREF _Toc227154391 \h </w:instrText>
             </w:r>
             <w:r>
               <w:rPr>
@@ -3846,7 +3846,7 @@
               <w14:ligatures w14:val="standardContextual"/>
             </w:rPr>
           </w:pPr>
-          <w:hyperlink w:anchor="_Toc226432341" w:history="1">
+          <w:hyperlink w:anchor="_Toc227154392" w:history="1">
             <w:r>
               <w:rPr>
                 <w:rStyle w:val="Hyperlink"/>
@@ -3870,7 +3870,7 @@
               <w:rPr>
                 <w:noProof/>
               </w:rPr>
-              <w:instrText xml:space="preserve"> PAGEREF _Toc226432341 \h </w:instrText>
+              <w:instrText xml:space="preserve"> PAGEREF _Toc227154392 \h </w:instrText>
             </w:r>
             <w:r>
               <w:rPr>
@@ -3911,7 +3911,7 @@
               <w14:ligatures w14:val="standardContextual"/>
             </w:rPr>
           </w:pPr>
-          <w:hyperlink w:anchor="_Toc226432342" w:history="1">
+          <w:hyperlink w:anchor="_Toc227154393" w:history="1">
             <w:r>
               <w:rPr>
                 <w:rStyle w:val="Hyperlink"/>
@@ -3935,7 +3935,7 @@
               <w:rPr>
                 <w:noProof/>
               </w:rPr>
-              <w:instrText xml:space="preserve"> PAGEREF _Toc226432342 \h </w:instrText>
+              <w:instrText xml:space="preserve"> PAGEREF _Toc227154393 \h </w:instrText>
             </w:r>
             <w:r>
               <w:rPr>
@@ -3976,7 +3976,7 @@
               <w14:ligatures w14:val="standardContextual"/>
             </w:rPr>
           </w:pPr>
-          <w:hyperlink w:anchor="_Toc226432343" w:history="1">
+          <w:hyperlink w:anchor="_Toc227154394" w:history="1">
             <w:r>
               <w:rPr>
                 <w:rStyle w:val="Hyperlink"/>
@@ -4000,7 +4000,7 @@
               <w:rPr>
                 <w:noProof/>
               </w:rPr>
-              <w:instrText xml:space="preserve"> PAGEREF _Toc226432343 \h </w:instrText>
+              <w:instrText xml:space="preserve"> PAGEREF _Toc227154394 \h </w:instrText>
             </w:r>
             <w:r>
               <w:rPr>
@@ -4041,7 +4041,7 @@
               <w14:ligatures w14:val="standardContextual"/>
             </w:rPr>
           </w:pPr>
-          <w:hyperlink w:anchor="_Toc226432344" w:history="1">
+          <w:hyperlink w:anchor="_Toc227154395" w:history="1">
             <w:r>
               <w:rPr>
                 <w:rStyle w:val="Hyperlink"/>
@@ -4065,7 +4065,7 @@
               <w:rPr>
                 <w:noProof/>
               </w:rPr>
-              <w:instrText xml:space="preserve"> PAGEREF _Toc226432344 \h </w:instrText>
+              <w:instrText xml:space="preserve"> PAGEREF _Toc227154395 \h </w:instrText>
             </w:r>
             <w:r>
               <w:rPr>
@@ -4106,7 +4106,7 @@
               <w14:ligatures w14:val="standardContextual"/>
             </w:rPr>
           </w:pPr>
-          <w:hyperlink w:anchor="_Toc226432345" w:history="1">
+          <w:hyperlink w:anchor="_Toc227154396" w:history="1">
             <w:r>
               <w:rPr>
                 <w:rStyle w:val="Hyperlink"/>
@@ -4130,7 +4130,7 @@
               <w:rPr>
                 <w:noProof/>
               </w:rPr>
-              <w:instrText xml:space="preserve"> PAGEREF _Toc226432345 \h </w:instrText>
+              <w:instrText xml:space="preserve"> PAGEREF _Toc227154396 \h </w:instrText>
             </w:r>
             <w:r>
               <w:rPr>
@@ -4171,7 +4171,7 @@
               <w14:ligatures w14:val="standardContextual"/>
             </w:rPr>
           </w:pPr>
-          <w:hyperlink w:anchor="_Toc226432346" w:history="1">
+          <w:hyperlink w:anchor="_Toc227154397" w:history="1">
             <w:r>
               <w:rPr>
                 <w:rStyle w:val="Hyperlink"/>
@@ -4195,7 +4195,7 @@
               <w:rPr>
                 <w:noProof/>
               </w:rPr>
-              <w:instrText xml:space="preserve"> PAGEREF _Toc226432346 \h </w:instrText>
+              <w:instrText xml:space="preserve"> PAGEREF _Toc227154397 \h </w:instrText>
             </w:r>
             <w:r>
               <w:rPr>
@@ -4236,7 +4236,7 @@
               <w14:ligatures w14:val="standardContextual"/>
             </w:rPr>
           </w:pPr>
-          <w:hyperlink w:anchor="_Toc226432347" w:history="1">
+          <w:hyperlink w:anchor="_Toc227154398" w:history="1">
             <w:r>
               <w:rPr>
                 <w:rStyle w:val="Hyperlink"/>
@@ -4260,7 +4260,7 @@
               <w:rPr>
                 <w:noProof/>
               </w:rPr>
-              <w:instrText xml:space="preserve"> PAGEREF _Toc226432347 \h </w:instrText>
+              <w:instrText xml:space="preserve"> PAGEREF _Toc227154398 \h </w:instrText>
             </w:r>
             <w:r>
               <w:rPr>
@@ -4301,7 +4301,7 @@
               <w14:ligatures w14:val="standardContextual"/>
             </w:rPr>
           </w:pPr>
-          <w:hyperlink w:anchor="_Toc226432348" w:history="1">
+          <w:hyperlink w:anchor="_Toc227154399" w:history="1">
             <w:r>
               <w:rPr>
                 <w:rStyle w:val="Hyperlink"/>
@@ -4325,7 +4325,7 @@
               <w:rPr>
                 <w:noProof/>
               </w:rPr>
-              <w:instrText xml:space="preserve"> PAGEREF _Toc226432348 \h </w:instrText>
+              <w:instrText xml:space="preserve"> PAGEREF _Toc227154399 \h </w:instrText>
             </w:r>
             <w:r>
               <w:rPr>
@@ -4366,7 +4366,7 @@
               <w14:ligatures w14:val="standardContextual"/>
             </w:rPr>
           </w:pPr>
-          <w:hyperlink w:anchor="_Toc226432349" w:history="1">
+          <w:hyperlink w:anchor="_Toc227154400" w:history="1">
             <w:r>
               <w:rPr>
                 <w:rStyle w:val="Hyperlink"/>
@@ -4390,7 +4390,7 @@
               <w:rPr>
                 <w:noProof/>
               </w:rPr>
-              <w:instrText xml:space="preserve"> PAGEREF _Toc226432349 \h </w:instrText>
+              <w:instrText xml:space="preserve"> PAGEREF _Toc227154400 \h </w:instrText>
             </w:r>
             <w:r>
               <w:rPr>
@@ -4431,7 +4431,7 @@
               <w14:ligatures w14:val="standardContextual"/>
             </w:rPr>
           </w:pPr>
-          <w:hyperlink w:anchor="_Toc226432350" w:history="1">
+          <w:hyperlink w:anchor="_Toc227154401" w:history="1">
             <w:r>
               <w:rPr>
                 <w:rStyle w:val="Hyperlink"/>
@@ -4455,7 +4455,7 @@
               <w:rPr>
                 <w:noProof/>
               </w:rPr>
-              <w:instrText xml:space="preserve"> PAGEREF _Toc226432350 \h </w:instrText>
+              <w:instrText xml:space="preserve"> PAGEREF _Toc227154401 \h </w:instrText>
             </w:r>
             <w:r>
               <w:rPr>
@@ -4496,7 +4496,7 @@
               <w14:ligatures w14:val="standardContextual"/>
             </w:rPr>
           </w:pPr>
-          <w:hyperlink w:anchor="_Toc226432351" w:history="1">
+          <w:hyperlink w:anchor="_Toc227154402" w:history="1">
             <w:r>
               <w:rPr>
                 <w:rStyle w:val="Hyperlink"/>
@@ -4520,7 +4520,7 @@
               <w:rPr>
                 <w:noProof/>
               </w:rPr>
-              <w:instrText xml:space="preserve"> PAGEREF _Toc226432351 \h </w:instrText>
+              <w:instrText xml:space="preserve"> PAGEREF _Toc227154402 \h </w:instrText>
             </w:r>
             <w:r>
               <w:rPr>
@@ -4561,7 +4561,7 @@
               <w14:ligatures w14:val="standardContextual"/>
             </w:rPr>
           </w:pPr>
-          <w:hyperlink w:anchor="_Toc226432352" w:history="1">
+          <w:hyperlink w:anchor="_Toc227154403" w:history="1">
             <w:r>
               <w:rPr>
                 <w:rStyle w:val="Hyperlink"/>
@@ -4585,7 +4585,7 @@
               <w:rPr>
                 <w:noProof/>
               </w:rPr>
-              <w:instrText xml:space="preserve"> PAGEREF _Toc226432352 \h </w:instrText>
+              <w:instrText xml:space="preserve"> PAGEREF _Toc227154403 \h </w:instrText>
             </w:r>
             <w:r>
               <w:rPr>
@@ -4626,7 +4626,7 @@
               <w14:ligatures w14:val="standardContextual"/>
             </w:rPr>
           </w:pPr>
-          <w:hyperlink w:anchor="_Toc226432353" w:history="1">
+          <w:hyperlink w:anchor="_Toc227154404" w:history="1">
             <w:r>
               <w:rPr>
                 <w:rStyle w:val="Hyperlink"/>
@@ -4650,7 +4650,7 @@
               <w:rPr>
                 <w:noProof/>
               </w:rPr>
-              <w:instrText xml:space="preserve"> PAGEREF _Toc226432353 \h </w:instrText>
+              <w:instrText xml:space="preserve"> PAGEREF _Toc227154404 \h </w:instrText>
             </w:r>
             <w:r>
               <w:rPr>
@@ -4691,7 +4691,7 @@
               <w14:ligatures w14:val="standardContextual"/>
             </w:rPr>
           </w:pPr>
-          <w:hyperlink w:anchor="_Toc226432354" w:history="1">
+          <w:hyperlink w:anchor="_Toc227154405" w:history="1">
             <w:r>
               <w:rPr>
                 <w:rStyle w:val="Hyperlink"/>
@@ -4715,7 +4715,7 @@
               <w:rPr>
                 <w:noProof/>
               </w:rPr>
-              <w:instrText xml:space="preserve"> PAGEREF _Toc226432354 \h </w:instrText>
+              <w:instrText xml:space="preserve"> PAGEREF _Toc227154405 \h </w:instrText>
             </w:r>
             <w:r>
               <w:rPr>
@@ -4768,7 +4768,7 @@
           <w:lang w:val="bg-BG"/>
         </w:rPr>
       </w:pPr>
-      <w:bookmarkStart w:id="0" w:name="_Toc226432289"/>
+      <w:bookmarkStart w:id="0" w:name="_Toc227154340"/>
       <w:r>
         <w:rPr>
           <w:sz w:val="28"/>
@@ -4787,7 +4787,7 @@
           <w:lang w:val="bg-BG"/>
         </w:rPr>
       </w:pPr>
-      <w:bookmarkStart w:id="1" w:name="_Toc226432290"/>
+      <w:bookmarkStart w:id="1" w:name="_Toc227154341"/>
       <w:r>
         <w:rPr>
           <w:lang w:val="bg-BG"/>
@@ -4833,7 +4833,7 @@
           <w:lang w:val="bg-BG"/>
         </w:rPr>
       </w:pPr>
-      <w:bookmarkStart w:id="2" w:name="_Toc226432291"/>
+      <w:bookmarkStart w:id="2" w:name="_Toc227154342"/>
       <w:r>
         <w:rPr>
           <w:lang w:val="bg-BG"/>
@@ -4878,7 +4878,7 @@
           <w:lang w:val="bg-BG"/>
         </w:rPr>
       </w:pPr>
-      <w:bookmarkStart w:id="3" w:name="_Toc226432292"/>
+      <w:bookmarkStart w:id="3" w:name="_Toc227154343"/>
       <w:r>
         <w:rPr>
           <w:lang w:val="bg-BG"/>
@@ -4904,7 +4904,7 @@
           <w:lang w:val="bg-BG"/>
         </w:rPr>
       </w:pPr>
-      <w:bookmarkStart w:id="4" w:name="_Toc226432293"/>
+      <w:bookmarkStart w:id="4" w:name="_Toc227154344"/>
       <w:r>
         <w:rPr>
           <w:lang w:val="bg-BG"/>
@@ -5091,7 +5091,7 @@
           <w:lang w:val="bg-BG"/>
         </w:rPr>
       </w:pPr>
-      <w:bookmarkStart w:id="5" w:name="_Toc226432294"/>
+      <w:bookmarkStart w:id="5" w:name="_Toc227154345"/>
       <w:r>
         <w:rPr>
           <w:sz w:val="28"/>
@@ -5110,7 +5110,7 @@
           <w:lang w:val="bg-BG"/>
         </w:rPr>
       </w:pPr>
-      <w:bookmarkStart w:id="6" w:name="_Toc226432295"/>
+      <w:bookmarkStart w:id="6" w:name="_Toc227154346"/>
       <w:r>
         <w:rPr>
           <w:lang w:val="bg-BG"/>
@@ -5218,7 +5218,7 @@
           <w:lang w:val="bg-BG"/>
         </w:rPr>
       </w:pPr>
-      <w:bookmarkStart w:id="7" w:name="_Toc226432296"/>
+      <w:bookmarkStart w:id="7" w:name="_Toc227154347"/>
       <w:r>
         <w:rPr>
           <w:lang w:val="bg-BG"/>
@@ -6213,7 +6213,7 @@
           <w:lang w:val="bg-BG"/>
         </w:rPr>
       </w:pPr>
-      <w:bookmarkStart w:id="8" w:name="_Toc226432297"/>
+      <w:bookmarkStart w:id="8" w:name="_Toc227154348"/>
       <w:r>
         <w:rPr>
           <w:lang w:val="bg-BG"/>
@@ -6503,7 +6503,7 @@
           <w:lang w:val="bg-BG"/>
         </w:rPr>
       </w:pPr>
-      <w:bookmarkStart w:id="9" w:name="_Toc226432298"/>
+      <w:bookmarkStart w:id="9" w:name="_Toc227154349"/>
       <w:r>
         <w:rPr>
           <w:lang w:val="bg-BG"/>
@@ -7383,7 +7383,7 @@
           <w:lang w:val="bg-BG"/>
         </w:rPr>
       </w:pPr>
-      <w:bookmarkStart w:id="10" w:name="_Toc226432299"/>
+      <w:bookmarkStart w:id="10" w:name="_Toc227154350"/>
       <w:r>
         <w:rPr>
           <w:lang w:val="bg-BG"/>
@@ -7401,7 +7401,7 @@
           <w:lang w:val="bg-BG"/>
         </w:rPr>
       </w:pPr>
-      <w:bookmarkStart w:id="11" w:name="_Toc226432300"/>
+      <w:bookmarkStart w:id="11" w:name="_Toc227154351"/>
       <w:r>
         <w:rPr>
           <w:sz w:val="24"/>
@@ -7487,7 +7487,7 @@
           <w:lang w:val="bg-BG"/>
         </w:rPr>
       </w:pPr>
-      <w:bookmarkStart w:id="12" w:name="_Toc226432301"/>
+      <w:bookmarkStart w:id="12" w:name="_Toc227154352"/>
       <w:r>
         <w:rPr>
           <w:sz w:val="24"/>
@@ -7517,7 +7517,7 @@
           <w:lang w:val="bg-BG"/>
         </w:rPr>
       </w:pPr>
-      <w:bookmarkStart w:id="13" w:name="_Toc226432302"/>
+      <w:bookmarkStart w:id="13" w:name="_Toc227154353"/>
       <w:r>
         <w:rPr>
           <w:sz w:val="24"/>
@@ -7552,7 +7552,7 @@
           <w:lang w:val="bg-BG"/>
         </w:rPr>
       </w:pPr>
-      <w:bookmarkStart w:id="14" w:name="_Toc226432303"/>
+      <w:bookmarkStart w:id="14" w:name="_Toc227154354"/>
       <w:r>
         <w:rPr>
           <w:sz w:val="24"/>
@@ -7618,7 +7618,7 @@
           <w:lang w:val="bg-BG"/>
         </w:rPr>
       </w:pPr>
-      <w:bookmarkStart w:id="15" w:name="_Toc226432304"/>
+      <w:bookmarkStart w:id="15" w:name="_Toc227154355"/>
       <w:r>
         <w:rPr>
           <w:sz w:val="28"/>
@@ -7637,7 +7637,7 @@
           <w:lang w:val="bg-BG"/>
         </w:rPr>
       </w:pPr>
-      <w:bookmarkStart w:id="16" w:name="_Toc226432305"/>
+      <w:bookmarkStart w:id="16" w:name="_Toc227154356"/>
       <w:r>
         <w:rPr>
           <w:lang w:val="bg-BG"/>
@@ -8620,7 +8620,7 @@
           <w:lang w:val="bg-BG"/>
         </w:rPr>
       </w:pPr>
-      <w:bookmarkStart w:id="17" w:name="_Toc226432306"/>
+      <w:bookmarkStart w:id="17" w:name="_Toc227154357"/>
       <w:r>
         <w:rPr>
           <w:lang w:val="bg-BG"/>
@@ -9213,7 +9213,7 @@
           <w:lang w:val="bg-BG"/>
         </w:rPr>
       </w:pPr>
-      <w:bookmarkStart w:id="18" w:name="_Toc226432307"/>
+      <w:bookmarkStart w:id="18" w:name="_Toc227154358"/>
       <w:r>
         <w:rPr>
           <w:lang w:val="bg-BG"/>
@@ -10640,7 +10640,7 @@
           <w:lang w:val="bg-BG"/>
         </w:rPr>
       </w:pPr>
-      <w:bookmarkStart w:id="19" w:name="_Toc226432308"/>
+      <w:bookmarkStart w:id="19" w:name="_Toc227154359"/>
       <w:r>
         <w:rPr>
           <w:lang w:val="bg-BG"/>
@@ -10894,27 +10894,7 @@
           <w:sz w:val="19"/>
           <w:szCs w:val="19"/>
         </w:rPr>
-        <w:t xml:space="preserve"> </w:t>
-      </w:r>
-      <w:proofErr w:type="spellStart"/>
-      <w:r>
-        <w:rPr>
-          <w:rFonts w:ascii="Courier New" w:eastAsia="Courier New" w:hAnsi="Courier New" w:cs="Courier New"/>
-          <w:color w:val="1A1A2E"/>
-          <w:sz w:val="19"/>
-          <w:szCs w:val="19"/>
-        </w:rPr>
-        <w:t>verify</w:t>
-      </w:r>
-      <w:proofErr w:type="spellEnd"/>
-      <w:r>
-        <w:rPr>
-          <w:rFonts w:ascii="Courier New" w:eastAsia="Courier New" w:hAnsi="Courier New" w:cs="Courier New"/>
-          <w:color w:val="1A1A2E"/>
-          <w:sz w:val="19"/>
-          <w:szCs w:val="19"/>
-        </w:rPr>
-        <w:t xml:space="preserve">       │</w:t>
+        <w:t xml:space="preserve"> verify       │</w:t>
       </w:r>
     </w:p>
     <w:p>
@@ -11068,7 +11048,7 @@
           <w:lang w:val="bg-BG"/>
         </w:rPr>
       </w:pPr>
-      <w:bookmarkStart w:id="20" w:name="_Toc226432309"/>
+      <w:bookmarkStart w:id="20" w:name="_Toc227154360"/>
       <w:r>
         <w:rPr>
           <w:lang w:val="bg-BG"/>
@@ -11263,7 +11243,7 @@
           <w:lang w:val="bg-BG"/>
         </w:rPr>
       </w:pPr>
-      <w:bookmarkStart w:id="21" w:name="_Toc226432310"/>
+      <w:bookmarkStart w:id="21" w:name="_Toc227154361"/>
       <w:r>
         <w:rPr>
           <w:lang w:val="bg-BG"/>
@@ -11879,7 +11859,7 @@
           <w:lang w:val="bg-BG"/>
         </w:rPr>
       </w:pPr>
-      <w:bookmarkStart w:id="22" w:name="_Toc226432311"/>
+      <w:bookmarkStart w:id="22" w:name="_Toc227154362"/>
       <w:r>
         <w:rPr>
           <w:lang w:val="bg-BG"/>
@@ -11898,7 +11878,7 @@
           <w:lang w:val="bg-BG"/>
         </w:rPr>
       </w:pPr>
-      <w:bookmarkStart w:id="23" w:name="_Toc226432312"/>
+      <w:bookmarkStart w:id="23" w:name="_Toc227154363"/>
       <w:r>
         <w:rPr>
           <w:sz w:val="24"/>
@@ -12810,7 +12790,25 @@
           <w:sz w:val="19"/>
           <w:szCs w:val="19"/>
         </w:rPr>
-        <w:t>└────────────────┘                     └─────────────────────┘</w:t>
+        <w:t xml:space="preserve">└────────────────┘                </w:t>
+      </w:r>
+      <w:r>
+        <w:rPr>
+          <w:rFonts w:ascii="Courier New" w:eastAsia="Courier New" w:hAnsi="Courier New" w:cs="Courier New"/>
+          <w:color w:val="1A1A2E"/>
+          <w:sz w:val="19"/>
+          <w:szCs w:val="19"/>
+        </w:rPr>
+        <w:t xml:space="preserve"> </w:t>
+      </w:r>
+      <w:r>
+        <w:rPr>
+          <w:rFonts w:ascii="Courier New" w:eastAsia="Courier New" w:hAnsi="Courier New" w:cs="Courier New"/>
+          <w:color w:val="1A1A2E"/>
+          <w:sz w:val="19"/>
+          <w:szCs w:val="19"/>
+        </w:rPr>
+        <w:t xml:space="preserve">     └────────────────────┘</w:t>
       </w:r>
     </w:p>
     <w:p>
@@ -13100,7 +13098,7 @@
           <w:szCs w:val="24"/>
         </w:rPr>
       </w:pPr>
-      <w:bookmarkStart w:id="24" w:name="_Toc226432313"/>
+      <w:bookmarkStart w:id="24" w:name="_Toc227154364"/>
       <w:r>
         <w:rPr>
           <w:sz w:val="24"/>
@@ -13947,7 +13945,7 @@
           <w:szCs w:val="24"/>
         </w:rPr>
       </w:pPr>
-      <w:bookmarkStart w:id="25" w:name="_Toc226432314"/>
+      <w:bookmarkStart w:id="25" w:name="_Toc227154365"/>
       <w:r>
         <w:rPr>
           <w:sz w:val="24"/>
@@ -14688,7 +14686,7 @@
           <w:lang w:val="bg-BG"/>
         </w:rPr>
       </w:pPr>
-      <w:bookmarkStart w:id="26" w:name="_Toc226432315"/>
+      <w:bookmarkStart w:id="26" w:name="_Toc227154366"/>
       <w:r>
         <w:rPr>
           <w:sz w:val="24"/>
@@ -15283,7 +15281,7 @@
       <w:pPr>
         <w:pStyle w:val="Heading2"/>
       </w:pPr>
-      <w:bookmarkStart w:id="27" w:name="_Toc226432316"/>
+      <w:bookmarkStart w:id="27" w:name="_Toc227154367"/>
       <w:r>
         <w:rPr>
           <w:lang w:val="bg-BG"/>
@@ -15490,7 +15488,19 @@
               <w:rPr>
                 <w:color w:val="000000"/>
               </w:rPr>
-              <w:t>004_add_user_is_admin.sql</w:t>
+              <w:t>00</w:t>
+            </w:r>
+            <w:r>
+              <w:rPr>
+                <w:color w:val="000000"/>
+              </w:rPr>
+              <w:t>3</w:t>
+            </w:r>
+            <w:r>
+              <w:rPr>
+                <w:color w:val="000000"/>
+              </w:rPr>
+              <w:t>_add_user_is_admin.sql</w:t>
             </w:r>
           </w:p>
         </w:tc>
@@ -15540,7 +15550,19 @@
               <w:rPr>
                 <w:color w:val="000000"/>
               </w:rPr>
-              <w:t>005_add_user_invite_fields.sql</w:t>
+              <w:t>00</w:t>
+            </w:r>
+            <w:r>
+              <w:rPr>
+                <w:color w:val="000000"/>
+              </w:rPr>
+              <w:t>4</w:t>
+            </w:r>
+            <w:r>
+              <w:rPr>
+                <w:color w:val="000000"/>
+              </w:rPr>
+              <w:t>_add_user_invite_fields.sql</w:t>
             </w:r>
           </w:p>
         </w:tc>
@@ -15618,7 +15640,19 @@
               <w:rPr>
                 <w:color w:val="000000"/>
               </w:rPr>
-              <w:t>006_add_sound_dbfs.sql</w:t>
+              <w:t>00</w:t>
+            </w:r>
+            <w:r>
+              <w:rPr>
+                <w:color w:val="000000"/>
+              </w:rPr>
+              <w:t>5</w:t>
+            </w:r>
+            <w:r>
+              <w:rPr>
+                <w:color w:val="000000"/>
+              </w:rPr>
+              <w:t>_add_sound_dbfs.sql</w:t>
             </w:r>
           </w:p>
         </w:tc>
@@ -15674,7 +15708,19 @@
               <w:rPr>
                 <w:color w:val="000000"/>
               </w:rPr>
-              <w:t>007_add_sound_est_spl.sql</w:t>
+              <w:t>00</w:t>
+            </w:r>
+            <w:r>
+              <w:rPr>
+                <w:color w:val="000000"/>
+              </w:rPr>
+              <w:t>6</w:t>
+            </w:r>
+            <w:r>
+              <w:rPr>
+                <w:color w:val="000000"/>
+              </w:rPr>
+              <w:t>_add_sound_est_spl.sql</w:t>
             </w:r>
           </w:p>
         </w:tc>
@@ -15730,7 +15776,19 @@
               <w:rPr>
                 <w:color w:val="000000"/>
               </w:rPr>
-              <w:t>008_add_air_baseline_pct.sql</w:t>
+              <w:t>00</w:t>
+            </w:r>
+            <w:r>
+              <w:rPr>
+                <w:color w:val="000000"/>
+              </w:rPr>
+              <w:t>7</w:t>
+            </w:r>
+            <w:r>
+              <w:rPr>
+                <w:color w:val="000000"/>
+              </w:rPr>
+              <w:t>_add_air_baseline_pct.sql</w:t>
             </w:r>
           </w:p>
         </w:tc>
@@ -15786,7 +15844,19 @@
               <w:rPr>
                 <w:color w:val="000000"/>
               </w:rPr>
-              <w:t>009_rename_co2_ppm.sql</w:t>
+              <w:t>00</w:t>
+            </w:r>
+            <w:r>
+              <w:rPr>
+                <w:color w:val="000000"/>
+              </w:rPr>
+              <w:t>8</w:t>
+            </w:r>
+            <w:r>
+              <w:rPr>
+                <w:color w:val="000000"/>
+              </w:rPr>
+              <w:t>_rename_co2_ppm.sql</w:t>
             </w:r>
           </w:p>
         </w:tc>
@@ -15836,7 +15906,19 @@
               <w:rPr>
                 <w:color w:val="000000"/>
               </w:rPr>
-              <w:t>010_drop_legacy_user_flag.sql</w:t>
+              <w:t>0</w:t>
+            </w:r>
+            <w:r>
+              <w:rPr>
+                <w:color w:val="000000"/>
+              </w:rPr>
+              <w:t>09</w:t>
+            </w:r>
+            <w:r>
+              <w:rPr>
+                <w:color w:val="000000"/>
+              </w:rPr>
+              <w:t>_drop_legacy_user_flag.sql</w:t>
             </w:r>
           </w:p>
         </w:tc>
@@ -15878,7 +15960,19 @@
               <w:rPr>
                 <w:color w:val="000000"/>
               </w:rPr>
-              <w:t>011_create_refresh_tokens.sql</w:t>
+              <w:t>01</w:t>
+            </w:r>
+            <w:r>
+              <w:rPr>
+                <w:color w:val="000000"/>
+              </w:rPr>
+              <w:t>0</w:t>
+            </w:r>
+            <w:r>
+              <w:rPr>
+                <w:color w:val="000000"/>
+              </w:rPr>
+              <w:t>_create_refresh_tokens.sql</w:t>
             </w:r>
           </w:p>
         </w:tc>
@@ -15932,7 +16026,7 @@
           <w:lang w:val="bg-BG"/>
         </w:rPr>
       </w:pPr>
-      <w:bookmarkStart w:id="28" w:name="_Toc226432317"/>
+      <w:bookmarkStart w:id="28" w:name="_Toc227154368"/>
       <w:r>
         <w:rPr>
           <w:sz w:val="28"/>
@@ -15951,7 +16045,7 @@
           <w:lang w:val="bg-BG"/>
         </w:rPr>
       </w:pPr>
-      <w:bookmarkStart w:id="29" w:name="_Toc226432318"/>
+      <w:bookmarkStart w:id="29" w:name="_Toc227154369"/>
       <w:r>
         <w:rPr>
           <w:lang w:val="bg-BG"/>
@@ -15979,7 +16073,7 @@
           <w:lang w:val="bg-BG"/>
         </w:rPr>
       </w:pPr>
-      <w:bookmarkStart w:id="30" w:name="_Toc226432319"/>
+      <w:bookmarkStart w:id="30" w:name="_Toc227154370"/>
       <w:r>
         <w:rPr>
           <w:sz w:val="24"/>
@@ -17399,7 +17493,7 @@
           <w:lang w:val="bg-BG"/>
         </w:rPr>
       </w:pPr>
-      <w:bookmarkStart w:id="31" w:name="_Toc226432320"/>
+      <w:bookmarkStart w:id="31" w:name="_Toc227154371"/>
       <w:r>
         <w:rPr>
           <w:sz w:val="24"/>
@@ -18720,7 +18814,7 @@
           <w:lang w:val="bg-BG"/>
         </w:rPr>
       </w:pPr>
-      <w:bookmarkStart w:id="32" w:name="_Toc226432321"/>
+      <w:bookmarkStart w:id="32" w:name="_Toc227154372"/>
       <w:r>
         <w:rPr>
           <w:sz w:val="24"/>
@@ -20107,7 +20201,7 @@
           <w:lang w:val="bg-BG"/>
         </w:rPr>
       </w:pPr>
-      <w:bookmarkStart w:id="33" w:name="_Toc226432322"/>
+      <w:bookmarkStart w:id="33" w:name="_Toc227154373"/>
       <w:r>
         <w:rPr>
           <w:sz w:val="24"/>
@@ -21447,7 +21541,7 @@
           <w:lang w:val="bg-BG"/>
         </w:rPr>
       </w:pPr>
-      <w:bookmarkStart w:id="34" w:name="_Toc226432323"/>
+      <w:bookmarkStart w:id="34" w:name="_Toc227154374"/>
       <w:r>
         <w:rPr>
           <w:lang w:val="bg-BG"/>
@@ -22331,7 +22425,7 @@
           <w:lang w:val="bg-BG"/>
         </w:rPr>
       </w:pPr>
-      <w:bookmarkStart w:id="35" w:name="_Toc226432324"/>
+      <w:bookmarkStart w:id="35" w:name="_Toc227154375"/>
       <w:r>
         <w:rPr>
           <w:lang w:val="bg-BG"/>
@@ -23419,7 +23513,7 @@
           <w:lang w:val="bg-BG"/>
         </w:rPr>
       </w:pPr>
-      <w:bookmarkStart w:id="36" w:name="_Toc226432325"/>
+      <w:bookmarkStart w:id="36" w:name="_Toc227154376"/>
       <w:r>
         <w:rPr>
           <w:lang w:val="bg-BG"/>
@@ -27959,7 +28053,7 @@
           <w:lang w:val="bg-BG"/>
         </w:rPr>
       </w:pPr>
-      <w:bookmarkStart w:id="37" w:name="_Toc226432326"/>
+      <w:bookmarkStart w:id="37" w:name="_Toc227154377"/>
       <w:r>
         <w:rPr>
           <w:lang w:val="bg-BG"/>
@@ -28729,7 +28823,7 @@
       <w:pPr>
         <w:pStyle w:val="Heading2"/>
       </w:pPr>
-      <w:bookmarkStart w:id="38" w:name="_Toc226432327"/>
+      <w:bookmarkStart w:id="38" w:name="_Toc227154378"/>
       <w:r>
         <w:rPr>
           <w:lang w:val="bg-BG"/>
@@ -29789,7 +29883,7 @@
           <w:lang w:val="bg-BG"/>
         </w:rPr>
       </w:pPr>
-      <w:bookmarkStart w:id="39" w:name="_Toc226432328"/>
+      <w:bookmarkStart w:id="39" w:name="_Toc227154379"/>
       <w:r>
         <w:rPr>
           <w:lang w:val="bg-BG"/>
@@ -29938,7 +30032,7 @@
           <w:lang w:val="bg-BG"/>
         </w:rPr>
       </w:pPr>
-      <w:bookmarkStart w:id="40" w:name="_Toc226432329"/>
+      <w:bookmarkStart w:id="40" w:name="_Toc227154380"/>
       <w:r>
         <w:rPr>
           <w:lang w:val="bg-BG"/>
@@ -32526,7 +32620,7 @@
           <w:lang w:val="bg-BG"/>
         </w:rPr>
       </w:pPr>
-      <w:bookmarkStart w:id="41" w:name="_Toc226432330"/>
+      <w:bookmarkStart w:id="41" w:name="_Toc227154381"/>
       <w:r>
         <w:rPr>
           <w:lang w:val="bg-BG"/>
@@ -33890,7 +33984,7 @@
           <w:lang w:val="bg-BG"/>
         </w:rPr>
       </w:pPr>
-      <w:bookmarkStart w:id="42" w:name="_Toc226432331"/>
+      <w:bookmarkStart w:id="42" w:name="_Toc227154382"/>
       <w:r>
         <w:rPr>
           <w:sz w:val="28"/>
@@ -33909,7 +34003,7 @@
           <w:lang w:val="bg-BG"/>
         </w:rPr>
       </w:pPr>
-      <w:bookmarkStart w:id="43" w:name="_Toc226432332"/>
+      <w:bookmarkStart w:id="43" w:name="_Toc227154383"/>
       <w:r>
         <w:rPr>
           <w:lang w:val="bg-BG"/>
@@ -33963,11 +34057,12 @@
     <w:p>
       <w:pPr>
         <w:pStyle w:val="Heading2"/>
-        <w:rPr>
-          <w:lang w:val="bg-BG"/>
-        </w:rPr>
-      </w:pPr>
-      <w:bookmarkStart w:id="44" w:name="_Toc226432333"/>
+        <w:spacing w:before="180"/>
+        <w:rPr>
+          <w:lang w:val="bg-BG"/>
+        </w:rPr>
+      </w:pPr>
+      <w:bookmarkStart w:id="44" w:name="_Toc227154384"/>
       <w:r>
         <w:rPr>
           <w:lang w:val="bg-BG"/>
@@ -34178,25 +34273,22 @@
       </w:r>
       <w:proofErr w:type="spellEnd"/>
       <w:r>
-        <w:t xml:space="preserve"> системата може да приложи стратегия за засичане на кражба: да отмени всички активни сесии на потребителя като превантивна мярка. Тази по-агресивна реакция е опционална — в текущата реализация системата само отхвърля заявката. Прилагането на автоматична </w:t>
-      </w:r>
-      <w:r>
+        <w:t xml:space="preserve"> системата може да приложи стратегия за засичане на кражба: да отмени всички активни сесии на потребителя като превантивна мярка. Тази по-агресивна реакция е опционална — в текущата реализация системата само отхвърля заявката. Прилагането на автоматична отмяна на всички сесии при засичане на повторна употреба е идентифицирано като подобрение за производствено разгъване.</w:t>
+      </w:r>
+    </w:p>
+    <w:p>
+      <w:pPr>
+        <w:pStyle w:val="Heading2"/>
+        <w:rPr>
+          <w:lang w:val="bg-BG"/>
+        </w:rPr>
+      </w:pPr>
+      <w:bookmarkStart w:id="45" w:name="_Toc227154385"/>
+      <w:r>
+        <w:rPr>
+          <w:lang w:val="bg-BG"/>
+        </w:rPr>
         <w:lastRenderedPageBreak/>
-        <w:t>отмяна на всички сесии при засичане на повторна употреба е идентифицирано като подобрение за производствено разгъване.</w:t>
-      </w:r>
-    </w:p>
-    <w:p>
-      <w:pPr>
-        <w:pStyle w:val="Heading2"/>
-        <w:rPr>
-          <w:lang w:val="bg-BG"/>
-        </w:rPr>
-      </w:pPr>
-      <w:bookmarkStart w:id="45" w:name="_Toc226432334"/>
-      <w:r>
-        <w:rPr>
-          <w:lang w:val="bg-BG"/>
-        </w:rPr>
         <w:t xml:space="preserve">5.3 </w:t>
       </w:r>
       <w:proofErr w:type="spellStart"/>
@@ -34240,7 +34332,7 @@
           <w:lang w:val="bg-BG"/>
         </w:rPr>
       </w:pPr>
-      <w:bookmarkStart w:id="46" w:name="_Toc226432335"/>
+      <w:bookmarkStart w:id="46" w:name="_Toc227154386"/>
       <w:r>
         <w:rPr>
           <w:lang w:val="bg-BG"/>
@@ -34290,7 +34382,7 @@
           <w:lang w:val="bg-BG"/>
         </w:rPr>
       </w:pPr>
-      <w:bookmarkStart w:id="47" w:name="_Toc226432336"/>
+      <w:bookmarkStart w:id="47" w:name="_Toc227154387"/>
       <w:r>
         <w:rPr>
           <w:lang w:val="bg-BG"/>
@@ -34340,7 +34432,7 @@
           <w:lang w:val="bg-BG"/>
         </w:rPr>
       </w:pPr>
-      <w:bookmarkStart w:id="48" w:name="_Toc226432337"/>
+      <w:bookmarkStart w:id="48" w:name="_Toc227154388"/>
       <w:r>
         <w:rPr>
           <w:lang w:val="bg-BG"/>
@@ -34394,7 +34486,7 @@
           <w:lang w:val="bg-BG"/>
         </w:rPr>
       </w:pPr>
-      <w:bookmarkStart w:id="49" w:name="_Toc226432338"/>
+      <w:bookmarkStart w:id="49" w:name="_Toc227154389"/>
       <w:r>
         <w:rPr>
           <w:sz w:val="28"/>
@@ -34413,7 +34505,7 @@
           <w:lang w:val="bg-BG"/>
         </w:rPr>
       </w:pPr>
-      <w:bookmarkStart w:id="50" w:name="_Toc226432339"/>
+      <w:bookmarkStart w:id="50" w:name="_Toc227154390"/>
       <w:r>
         <w:rPr>
           <w:lang w:val="bg-BG"/>
@@ -34481,7 +34573,7 @@
           <w:lang w:val="bg-BG"/>
         </w:rPr>
       </w:pPr>
-      <w:bookmarkStart w:id="51" w:name="_Toc226432340"/>
+      <w:bookmarkStart w:id="51" w:name="_Toc227154391"/>
       <w:r>
         <w:rPr>
           <w:lang w:val="bg-BG"/>
@@ -36554,7 +36646,7 @@
           <w:lang w:val="bg-BG"/>
         </w:rPr>
       </w:pPr>
-      <w:bookmarkStart w:id="52" w:name="_Toc226432341"/>
+      <w:bookmarkStart w:id="52" w:name="_Toc227154392"/>
       <w:r>
         <w:rPr>
           <w:lang w:val="bg-BG"/>
@@ -36634,7 +36726,7 @@
           <w:lang w:val="bg-BG"/>
         </w:rPr>
       </w:pPr>
-      <w:bookmarkStart w:id="53" w:name="_Toc226432342"/>
+      <w:bookmarkStart w:id="53" w:name="_Toc227154393"/>
       <w:r>
         <w:rPr>
           <w:lang w:val="bg-BG"/>
@@ -36692,7 +36784,7 @@
           <w:lang w:val="bg-BG"/>
         </w:rPr>
       </w:pPr>
-      <w:bookmarkStart w:id="54" w:name="_Toc226432343"/>
+      <w:bookmarkStart w:id="54" w:name="_Toc227154394"/>
       <w:r>
         <w:rPr>
           <w:lang w:val="bg-BG"/>
@@ -36739,7 +36831,7 @@
           <w:lang w:val="bg-BG"/>
         </w:rPr>
       </w:pPr>
-      <w:bookmarkStart w:id="55" w:name="_Toc226432344"/>
+      <w:bookmarkStart w:id="55" w:name="_Toc227154395"/>
       <w:r>
         <w:rPr>
           <w:lang w:val="bg-BG"/>
@@ -36980,7 +37072,7 @@
           <w:lang w:val="bg-BG"/>
         </w:rPr>
       </w:pPr>
-      <w:bookmarkStart w:id="56" w:name="_Toc226432345"/>
+      <w:bookmarkStart w:id="56" w:name="_Toc227154396"/>
       <w:r>
         <w:rPr>
           <w:sz w:val="28"/>
@@ -36998,7 +37090,7 @@
           <w:lang w:val="bg-BG"/>
         </w:rPr>
       </w:pPr>
-      <w:bookmarkStart w:id="57" w:name="_Toc226432346"/>
+      <w:bookmarkStart w:id="57" w:name="_Toc227154397"/>
       <w:r>
         <w:rPr>
           <w:lang w:val="bg-BG"/>
@@ -37331,7 +37423,7 @@
           <w:lang w:val="bg-BG"/>
         </w:rPr>
       </w:pPr>
-      <w:bookmarkStart w:id="58" w:name="_Toc226432347"/>
+      <w:bookmarkStart w:id="58" w:name="_Toc227154398"/>
       <w:r>
         <w:rPr>
           <w:lang w:val="bg-BG"/>
@@ -37441,7 +37533,7 @@
           <w:lang w:val="bg-BG"/>
         </w:rPr>
       </w:pPr>
-      <w:bookmarkStart w:id="59" w:name="_Toc226432348"/>
+      <w:bookmarkStart w:id="59" w:name="_Toc227154399"/>
       <w:r>
         <w:rPr>
           <w:lang w:val="bg-BG"/>
@@ -37717,7 +37809,7 @@
           <w:lang w:val="bg-BG"/>
         </w:rPr>
       </w:pPr>
-      <w:bookmarkStart w:id="60" w:name="_Toc226432349"/>
+      <w:bookmarkStart w:id="60" w:name="_Toc227154400"/>
       <w:r>
         <w:rPr>
           <w:sz w:val="28"/>
@@ -39631,7 +39723,7 @@
           <w:lang w:val="bg-BG"/>
         </w:rPr>
       </w:pPr>
-      <w:bookmarkStart w:id="61" w:name="_Toc226432350"/>
+      <w:bookmarkStart w:id="61" w:name="_Toc227154401"/>
       <w:r>
         <w:rPr>
           <w:sz w:val="28"/>
@@ -39650,7 +39742,7 @@
           <w:lang w:val="bg-BG"/>
         </w:rPr>
       </w:pPr>
-      <w:bookmarkStart w:id="62" w:name="_Toc226432351"/>
+      <w:bookmarkStart w:id="62" w:name="_Toc227154402"/>
       <w:r>
         <w:rPr>
           <w:lang w:val="bg-BG"/>
@@ -40441,7 +40533,7 @@
           <w:lang w:val="bg-BG"/>
         </w:rPr>
       </w:pPr>
-      <w:bookmarkStart w:id="63" w:name="_Toc226432352"/>
+      <w:bookmarkStart w:id="63" w:name="_Toc227154403"/>
       <w:r>
         <w:rPr>
           <w:lang w:val="bg-BG"/>
@@ -41619,7 +41711,7 @@
           <w:lang w:val="bg-BG"/>
         </w:rPr>
       </w:pPr>
-      <w:bookmarkStart w:id="64" w:name="_Toc226432353"/>
+      <w:bookmarkStart w:id="64" w:name="_Toc227154404"/>
       <w:r>
         <w:rPr>
           <w:lang w:val="bg-BG"/>
@@ -42214,7 +42306,7 @@
           <w:lang w:val="bg-BG"/>
         </w:rPr>
       </w:pPr>
-      <w:bookmarkStart w:id="65" w:name="_Toc226432354"/>
+      <w:bookmarkStart w:id="65" w:name="_Toc227154405"/>
       <w:r>
         <w:rPr>
           <w:lang w:val="bg-BG"/>
